--- a/Nodejs/My-Notes/NodeJS-Notes-03.docx
+++ b/Nodejs/My-Notes/NodeJS-Notes-03.docx
@@ -3,80 +3,158 @@
 <w:document xmlns:wpc="http://schemas.microsoft.com/office/word/2010/wordprocessingCanvas" xmlns:cx="http://schemas.microsoft.com/office/drawing/2014/chartex" xmlns:cx1="http://schemas.microsoft.com/office/drawing/2015/9/8/chartex" xmlns:cx2="http://schemas.microsoft.com/office/drawing/2015/10/21/chartex" xmlns:cx3="http://schemas.microsoft.com/office/drawing/2016/5/9/chartex" xmlns:cx4="http://schemas.microsoft.com/office/drawing/2016/5/10/chartex" xmlns:cx5="http://schemas.microsoft.com/office/drawing/2016/5/11/chartex" xmlns:cx6="http://schemas.microsoft.com/office/drawing/2016/5/12/chartex" xmlns:cx7="http://schemas.microsoft.com/office/drawing/2016/5/13/chartex" xmlns:cx8="http://schemas.microsoft.com/office/drawing/2016/5/14/chartex" xmlns:mc="http://schemas.openxmlformats.org/markup-compatibility/2006" xmlns:aink="http://schemas.microsoft.com/office/drawing/2016/ink" xmlns:am3d="http://schemas.microsoft.com/office/drawing/2017/model3d" xmlns:o="urn:schemas-microsoft-com:office:office" xmlns:oel="http://schemas.microsoft.com/office/2019/extlst" xmlns:r="http://schemas.openxmlformats.org/officeDocument/2006/relationships" xmlns:m="http://schemas.openxmlformats.org/officeDocument/2006/math" xmlns:v="urn:schemas-microsoft-com:vml" xmlns:wp14="http://schemas.microsoft.com/office/word/2010/wordprocessingDrawing" xmlns:wp="http://schemas.openxmlformats.org/drawingml/2006/wordprocessingDrawing" xmlns:w10="urn:schemas-microsoft-com:office:word" xmlns:w="http://schemas.openxmlformats.org/wordprocessingml/2006/main" xmlns:w14="http://schemas.microsoft.com/office/word/2010/wordml" xmlns:w15="http://schemas.microsoft.com/office/word/2012/wordml" xmlns:w16cex="http://schemas.microsoft.com/office/word/2018/wordml/cex" xmlns:w16cid="http://schemas.microsoft.com/office/word/2016/wordml/cid" xmlns:w16="http://schemas.microsoft.com/office/word/2018/wordml" xmlns:w16du="http://schemas.microsoft.com/office/word/2023/wordml/word16du" xmlns:w16sdtdh="http://schemas.microsoft.com/office/word/2020/wordml/sdtdatahash" xmlns:w16sdtfl="http://schemas.microsoft.com/office/word/2024/wordml/sdtformatlock" xmlns:w16se="http://schemas.microsoft.com/office/word/2015/wordml/symex" xmlns:wpg="http://schemas.microsoft.com/office/word/2010/wordprocessingGroup" xmlns:wpi="http://schemas.microsoft.com/office/word/2010/wordprocessingInk" xmlns:wne="http://schemas.microsoft.com/office/word/2006/wordml" xmlns:wps="http://schemas.microsoft.com/office/word/2010/wordprocessingShape" mc:Ignorable="w14 w15 w16se w16cid w16 w16cex w16sdtdh w16sdtfl w16du wp14">
   <w:body>
     <w:p>
-      <w:r>
+      <w:pPr>
+        <w:rPr>
+          <w:rFonts w:ascii="Sakkal Majalla" w:hAnsi="Sakkal Majalla" w:cs="Sakkal Majalla"/>
+          <w:sz w:val="28"/>
+          <w:szCs w:val="28"/>
+        </w:rPr>
+      </w:pPr>
+      <w:r>
+        <w:rPr>
+          <w:rFonts w:ascii="Sakkal Majalla" w:hAnsi="Sakkal Majalla" w:cs="Sakkal Majalla"/>
+          <w:sz w:val="28"/>
+          <w:szCs w:val="28"/>
+        </w:rPr>
         <w:t xml:space="preserve">By using </w:t>
       </w:r>
       <w:r>
         <w:rPr>
+          <w:rFonts w:ascii="Sakkal Majalla" w:hAnsi="Sakkal Majalla" w:cs="Sakkal Majalla"/>
           <w:b/>
           <w:bCs/>
           <w:color w:val="3A7C22" w:themeColor="accent6" w:themeShade="BF"/>
+          <w:sz w:val="28"/>
+          <w:szCs w:val="28"/>
         </w:rPr>
         <w:t>worker_threads</w:t>
       </w:r>
       <w:r>
         <w:rPr>
+          <w:rFonts w:ascii="Sakkal Majalla" w:hAnsi="Sakkal Majalla" w:cs="Sakkal Majalla"/>
           <w:b/>
           <w:bCs/>
           <w:color w:val="3A7C22" w:themeColor="accent6" w:themeShade="BF"/>
+          <w:sz w:val="28"/>
+          <w:szCs w:val="28"/>
         </w:rPr>
         <w:t>,</w:t>
       </w:r>
       <w:r>
         <w:rPr>
+          <w:rFonts w:ascii="Sakkal Majalla" w:hAnsi="Sakkal Majalla" w:cs="Sakkal Majalla"/>
           <w:color w:val="3A7C22" w:themeColor="accent6" w:themeShade="BF"/>
+          <w:sz w:val="28"/>
+          <w:szCs w:val="28"/>
         </w:rPr>
         <w:t xml:space="preserve"> </w:t>
       </w:r>
       <w:r>
+        <w:rPr>
+          <w:rFonts w:ascii="Sakkal Majalla" w:hAnsi="Sakkal Majalla" w:cs="Sakkal Majalla"/>
+          <w:sz w:val="28"/>
+          <w:szCs w:val="28"/>
+        </w:rPr>
         <w:t xml:space="preserve">it is possible to share memory between two different JavaScript instances. This can be done by creating an instance of </w:t>
       </w:r>
       <w:r>
         <w:rPr>
+          <w:rFonts w:ascii="Sakkal Majalla" w:hAnsi="Sakkal Majalla" w:cs="Sakkal Majalla"/>
           <w:b/>
           <w:bCs/>
           <w:color w:val="3A7C22" w:themeColor="accent6" w:themeShade="BF"/>
+          <w:sz w:val="28"/>
+          <w:szCs w:val="28"/>
         </w:rPr>
         <w:t>SharedArrayBuffer</w:t>
       </w:r>
       <w:r>
         <w:rPr>
+          <w:rFonts w:ascii="Sakkal Majalla" w:hAnsi="Sakkal Majalla" w:cs="Sakkal Majalla"/>
           <w:color w:val="3A7C22" w:themeColor="accent6" w:themeShade="BF"/>
+          <w:sz w:val="28"/>
+          <w:szCs w:val="28"/>
         </w:rPr>
         <w:t xml:space="preserve"> </w:t>
       </w:r>
       <w:r>
+        <w:rPr>
+          <w:rFonts w:ascii="Sakkal Majalla" w:hAnsi="Sakkal Majalla" w:cs="Sakkal Majalla"/>
+          <w:sz w:val="28"/>
+          <w:szCs w:val="28"/>
+        </w:rPr>
         <w:t xml:space="preserve">and passing it from one thread to another using the same </w:t>
       </w:r>
       <w:r>
         <w:rPr>
+          <w:rFonts w:ascii="Sakkal Majalla" w:hAnsi="Sakkal Majalla" w:cs="Sakkal Majalla"/>
           <w:b/>
           <w:bCs/>
           <w:color w:val="3A7C22" w:themeColor="accent6" w:themeShade="BF"/>
+          <w:sz w:val="28"/>
+          <w:szCs w:val="28"/>
         </w:rPr>
         <w:t>postMessage(value)</w:t>
       </w:r>
       <w:r>
         <w:rPr>
+          <w:rFonts w:ascii="Sakkal Majalla" w:hAnsi="Sakkal Majalla" w:cs="Sakkal Majalla"/>
           <w:color w:val="3A7C22" w:themeColor="accent6" w:themeShade="BF"/>
+          <w:sz w:val="28"/>
+          <w:szCs w:val="28"/>
         </w:rPr>
         <w:t xml:space="preserve"> </w:t>
       </w:r>
       <w:r>
+        <w:rPr>
+          <w:rFonts w:ascii="Sakkal Majalla" w:hAnsi="Sakkal Majalla" w:cs="Sakkal Majalla"/>
+          <w:sz w:val="28"/>
+          <w:szCs w:val="28"/>
+        </w:rPr>
         <w:t>method used for worker thread message passing. This results in an array of bytes that both threads can read and write to at the same time.</w:t>
       </w:r>
     </w:p>
     <w:p>
-      <w:r>
+      <w:pPr>
+        <w:rPr>
+          <w:rFonts w:ascii="Sakkal Majalla" w:hAnsi="Sakkal Majalla" w:cs="Sakkal Majalla"/>
+          <w:sz w:val="28"/>
+          <w:szCs w:val="28"/>
+        </w:rPr>
+      </w:pPr>
+      <w:r>
+        <w:rPr>
+          <w:rFonts w:ascii="Sakkal Majalla" w:hAnsi="Sakkal Majalla" w:cs="Sakkal Majalla"/>
+          <w:sz w:val="28"/>
+          <w:szCs w:val="28"/>
+        </w:rPr>
         <w:tab/>
       </w:r>
       <w:r>
+        <w:rPr>
+          <w:rFonts w:ascii="Sakkal Majalla" w:hAnsi="Sakkal Majalla" w:cs="Sakkal Majalla"/>
+          <w:sz w:val="28"/>
+          <w:szCs w:val="28"/>
+        </w:rPr>
         <w:tab/>
         <w:t>*************************************************************</w:t>
       </w:r>
     </w:p>
     <w:p>
-      <w:r>
+      <w:pPr>
+        <w:rPr>
+          <w:rFonts w:ascii="Sakkal Majalla" w:hAnsi="Sakkal Majalla" w:cs="Sakkal Majalla"/>
+          <w:sz w:val="28"/>
+          <w:szCs w:val="28"/>
+        </w:rPr>
+      </w:pPr>
+      <w:r>
+        <w:rPr>
+          <w:rFonts w:ascii="Sakkal Majalla" w:hAnsi="Sakkal Majalla" w:cs="Sakkal Majalla"/>
+          <w:noProof/>
+          <w:sz w:val="28"/>
+          <w:szCs w:val="28"/>
+        </w:rPr>
         <w:drawing>
           <wp:inline distT="0" distB="0" distL="0" distR="0" wp14:anchorId="62323927" wp14:editId="2A854259">
             <wp:extent cx="5943600" cy="3385820"/>
@@ -117,12 +195,219 @@
     <w:p>
       <w:pPr>
         <w:ind w:left="720" w:firstLine="720"/>
+        <w:rPr>
+          <w:rFonts w:ascii="Sakkal Majalla" w:hAnsi="Sakkal Majalla" w:cs="Sakkal Majalla"/>
+          <w:sz w:val="28"/>
+          <w:szCs w:val="28"/>
+        </w:rPr>
       </w:pPr>
       <w:r>
+        <w:rPr>
+          <w:rFonts w:ascii="Sakkal Majalla" w:hAnsi="Sakkal Majalla" w:cs="Sakkal Majalla"/>
+          <w:sz w:val="28"/>
+          <w:szCs w:val="28"/>
+        </w:rPr>
         <w:t>*************************************************************</w:t>
       </w:r>
     </w:p>
-    <w:p/>
+    <w:p>
+      <w:pPr>
+        <w:rPr>
+          <w:rFonts w:ascii="Sakkal Majalla" w:hAnsi="Sakkal Majalla" w:cs="Sakkal Majalla"/>
+          <w:sz w:val="28"/>
+          <w:szCs w:val="28"/>
+        </w:rPr>
+      </w:pPr>
+      <w:r>
+        <w:rPr>
+          <w:rFonts w:ascii="Sakkal Majalla" w:hAnsi="Sakkal Majalla" w:cs="Sakkal Majalla"/>
+          <w:sz w:val="28"/>
+          <w:szCs w:val="28"/>
+        </w:rPr>
+        <w:t>To generate the key and certificate:</w:t>
+      </w:r>
+    </w:p>
+    <w:p>
+      <w:pPr>
+        <w:rPr>
+          <w:rFonts w:ascii="Sakkal Majalla" w:hAnsi="Sakkal Majalla" w:cs="Sakkal Majalla"/>
+          <w:sz w:val="28"/>
+          <w:szCs w:val="28"/>
+        </w:rPr>
+      </w:pPr>
+      <w:r>
+        <w:rPr>
+          <w:rFonts w:ascii="Sakkal Majalla" w:hAnsi="Sakkal Majalla" w:cs="Sakkal Majalla"/>
+          <w:b/>
+          <w:bCs/>
+          <w:color w:val="C00000"/>
+          <w:sz w:val="28"/>
+          <w:szCs w:val="28"/>
+        </w:rPr>
+        <w:t>The Command</w:t>
+      </w:r>
+      <w:r>
+        <w:rPr>
+          <w:rFonts w:ascii="Sakkal Majalla" w:hAnsi="Sakkal Majalla" w:cs="Sakkal Majalla"/>
+          <w:b/>
+          <w:bCs/>
+          <w:color w:val="0070C0"/>
+          <w:sz w:val="28"/>
+          <w:szCs w:val="28"/>
+        </w:rPr>
+        <w:t xml:space="preserve">: </w:t>
+      </w:r>
+      <w:r>
+        <w:rPr>
+          <w:rFonts w:ascii="Sakkal Majalla" w:hAnsi="Sakkal Majalla" w:cs="Sakkal Majalla"/>
+          <w:b/>
+          <w:bCs/>
+          <w:color w:val="0070C0"/>
+          <w:sz w:val="28"/>
+          <w:szCs w:val="28"/>
+        </w:rPr>
+        <w:t>openssl</w:t>
+      </w:r>
+      <w:r>
+        <w:rPr>
+          <w:rFonts w:ascii="Sakkal Majalla" w:hAnsi="Sakkal Majalla" w:cs="Sakkal Majalla"/>
+          <w:color w:val="0070C0"/>
+          <w:sz w:val="28"/>
+          <w:szCs w:val="28"/>
+        </w:rPr>
+        <w:t xml:space="preserve"> </w:t>
+      </w:r>
+      <w:r>
+        <w:rPr>
+          <w:rFonts w:ascii="Sakkal Majalla" w:hAnsi="Sakkal Majalla" w:cs="Sakkal Majalla"/>
+          <w:sz w:val="28"/>
+          <w:szCs w:val="28"/>
+        </w:rPr>
+        <w:t>req -nodes -new -x509 -</w:t>
+      </w:r>
+      <w:r>
+        <w:rPr>
+          <w:rFonts w:ascii="Sakkal Majalla" w:hAnsi="Sakkal Majalla" w:cs="Sakkal Majalla"/>
+          <w:b/>
+          <w:bCs/>
+          <w:color w:val="0070C0"/>
+          <w:sz w:val="28"/>
+          <w:szCs w:val="28"/>
+        </w:rPr>
+        <w:t>keyout</w:t>
+      </w:r>
+      <w:r>
+        <w:rPr>
+          <w:rFonts w:ascii="Sakkal Majalla" w:hAnsi="Sakkal Majalla" w:cs="Sakkal Majalla"/>
+          <w:color w:val="0070C0"/>
+          <w:sz w:val="28"/>
+          <w:szCs w:val="28"/>
+        </w:rPr>
+        <w:t xml:space="preserve"> </w:t>
+      </w:r>
+      <w:r>
+        <w:rPr>
+          <w:rFonts w:ascii="Sakkal Majalla" w:hAnsi="Sakkal Majalla" w:cs="Sakkal Majalla"/>
+          <w:sz w:val="28"/>
+          <w:szCs w:val="28"/>
+        </w:rPr>
+        <w:t>recipe-api/tls/</w:t>
+      </w:r>
+      <w:r>
+        <w:rPr>
+          <w:rFonts w:ascii="Sakkal Majalla" w:hAnsi="Sakkal Majalla" w:cs="Sakkal Majalla"/>
+          <w:b/>
+          <w:bCs/>
+          <w:color w:val="0070C0"/>
+          <w:sz w:val="28"/>
+          <w:szCs w:val="28"/>
+        </w:rPr>
+        <w:t>basic-private-key.key</w:t>
+      </w:r>
+      <w:r>
+        <w:rPr>
+          <w:rFonts w:ascii="Sakkal Majalla" w:hAnsi="Sakkal Majalla" w:cs="Sakkal Majalla"/>
+          <w:color w:val="0070C0"/>
+          <w:sz w:val="28"/>
+          <w:szCs w:val="28"/>
+        </w:rPr>
+        <w:t xml:space="preserve"> </w:t>
+      </w:r>
+      <w:r>
+        <w:rPr>
+          <w:rFonts w:ascii="Sakkal Majalla" w:hAnsi="Sakkal Majalla" w:cs="Sakkal Majalla"/>
+          <w:sz w:val="28"/>
+          <w:szCs w:val="28"/>
+        </w:rPr>
+        <w:t>-</w:t>
+      </w:r>
+      <w:r>
+        <w:rPr>
+          <w:rFonts w:ascii="Sakkal Majalla" w:hAnsi="Sakkal Majalla" w:cs="Sakkal Majalla"/>
+          <w:b/>
+          <w:bCs/>
+          <w:color w:val="0070C0"/>
+          <w:sz w:val="28"/>
+          <w:szCs w:val="28"/>
+        </w:rPr>
+        <w:t>out</w:t>
+      </w:r>
+      <w:r>
+        <w:rPr>
+          <w:rFonts w:ascii="Sakkal Majalla" w:hAnsi="Sakkal Majalla" w:cs="Sakkal Majalla"/>
+          <w:color w:val="0070C0"/>
+          <w:sz w:val="28"/>
+          <w:szCs w:val="28"/>
+        </w:rPr>
+        <w:t xml:space="preserve"> </w:t>
+      </w:r>
+      <w:r>
+        <w:rPr>
+          <w:rFonts w:ascii="Sakkal Majalla" w:hAnsi="Sakkal Majalla" w:cs="Sakkal Majalla"/>
+          <w:sz w:val="28"/>
+          <w:szCs w:val="28"/>
+        </w:rPr>
+        <w:t>shared/tls/</w:t>
+      </w:r>
+      <w:r>
+        <w:rPr>
+          <w:rFonts w:ascii="Sakkal Majalla" w:hAnsi="Sakkal Majalla" w:cs="Sakkal Majalla"/>
+          <w:b/>
+          <w:bCs/>
+          <w:color w:val="0070C0"/>
+          <w:sz w:val="28"/>
+          <w:szCs w:val="28"/>
+        </w:rPr>
+        <w:t>basic-certificate.cert</w:t>
+      </w:r>
+    </w:p>
+    <w:p>
+      <w:pPr>
+        <w:ind w:left="720" w:firstLine="720"/>
+        <w:rPr>
+          <w:rFonts w:ascii="Sakkal Majalla" w:hAnsi="Sakkal Majalla" w:cs="Sakkal Majalla"/>
+          <w:sz w:val="28"/>
+          <w:szCs w:val="28"/>
+        </w:rPr>
+      </w:pPr>
+      <w:r>
+        <w:rPr>
+          <w:rFonts w:ascii="Sakkal Majalla" w:hAnsi="Sakkal Majalla" w:cs="Sakkal Majalla"/>
+          <w:sz w:val="28"/>
+          <w:szCs w:val="28"/>
+        </w:rPr>
+        <w:t>*************************************************************</w:t>
+      </w:r>
+    </w:p>
+    <w:p>
+      <w:pPr>
+        <w:rPr>
+          <w:rFonts w:ascii="Sakkal Majalla" w:hAnsi="Sakkal Majalla" w:cs="Sakkal Majalla"/>
+          <w:sz w:val="28"/>
+          <w:szCs w:val="28"/>
+        </w:rPr>
+      </w:pPr>
+    </w:p>
     <w:sectPr>
       <w:pgSz w:w="12240" w:h="15840"/>
       <w:pgMar w:top="1440" w:right="1440" w:bottom="1440" w:left="1440" w:header="720" w:footer="720" w:gutter="0"/>
@@ -736,6 +1021,7 @@
   <w:style w:type="character" w:default="1" w:styleId="DefaultParagraphFont">
     <w:name w:val="Default Paragraph Font"/>
     <w:uiPriority w:val="1"/>
+    <w:semiHidden/>
     <w:unhideWhenUsed/>
   </w:style>
   <w:style w:type="table" w:default="1" w:styleId="TableNormal">

--- a/Nodejs/My-Notes/NodeJS-Notes-03.docx
+++ b/Nodejs/My-Notes/NodeJS-Notes-03.docx
@@ -255,7 +255,24 @@
           <w:sz w:val="28"/>
           <w:szCs w:val="28"/>
         </w:rPr>
-        <w:t xml:space="preserve">: </w:t>
+        <w:t>: openssl</w:t>
+      </w:r>
+      <w:r>
+        <w:rPr>
+          <w:rFonts w:ascii="Sakkal Majalla" w:hAnsi="Sakkal Majalla" w:cs="Sakkal Majalla"/>
+          <w:color w:val="0070C0"/>
+          <w:sz w:val="28"/>
+          <w:szCs w:val="28"/>
+        </w:rPr>
+        <w:t xml:space="preserve"> </w:t>
+      </w:r>
+      <w:r>
+        <w:rPr>
+          <w:rFonts w:ascii="Sakkal Majalla" w:hAnsi="Sakkal Majalla" w:cs="Sakkal Majalla"/>
+          <w:sz w:val="28"/>
+          <w:szCs w:val="28"/>
+        </w:rPr>
+        <w:t>req -nodes -new -x509 -</w:t>
       </w:r>
       <w:r>
         <w:rPr>
@@ -266,7 +283,7 @@
           <w:sz w:val="28"/>
           <w:szCs w:val="28"/>
         </w:rPr>
-        <w:t>openssl</w:t>
+        <w:t>keyout</w:t>
       </w:r>
       <w:r>
         <w:rPr>
@@ -283,7 +300,7 @@
           <w:sz w:val="28"/>
           <w:szCs w:val="28"/>
         </w:rPr>
-        <w:t>req -nodes -new -x509 -</w:t>
+        <w:t>recipe-api/tls/</w:t>
       </w:r>
       <w:r>
         <w:rPr>
@@ -294,7 +311,7 @@
           <w:sz w:val="28"/>
           <w:szCs w:val="28"/>
         </w:rPr>
-        <w:t>keyout</w:t>
+        <w:t>basic-private-key.key</w:t>
       </w:r>
       <w:r>
         <w:rPr>
@@ -311,7 +328,7 @@
           <w:sz w:val="28"/>
           <w:szCs w:val="28"/>
         </w:rPr>
-        <w:t>recipe-api/tls/</w:t>
+        <w:t>-</w:t>
       </w:r>
       <w:r>
         <w:rPr>
@@ -322,7 +339,7 @@
           <w:sz w:val="28"/>
           <w:szCs w:val="28"/>
         </w:rPr>
-        <w:t>basic-private-key.key</w:t>
+        <w:t>out</w:t>
       </w:r>
       <w:r>
         <w:rPr>
@@ -339,7 +356,7 @@
           <w:sz w:val="28"/>
           <w:szCs w:val="28"/>
         </w:rPr>
-        <w:t>-</w:t>
+        <w:t>shared/tls/</w:t>
       </w:r>
       <w:r>
         <w:rPr>
@@ -350,12 +367,75 @@
           <w:sz w:val="28"/>
           <w:szCs w:val="28"/>
         </w:rPr>
-        <w:t>out</w:t>
-      </w:r>
-      <w:r>
-        <w:rPr>
-          <w:rFonts w:ascii="Sakkal Majalla" w:hAnsi="Sakkal Majalla" w:cs="Sakkal Majalla"/>
-          <w:color w:val="0070C0"/>
+        <w:t>basic-certificate.cert</w:t>
+      </w:r>
+    </w:p>
+    <w:p>
+      <w:pPr>
+        <w:ind w:left="720" w:firstLine="720"/>
+        <w:rPr>
+          <w:rFonts w:ascii="Sakkal Majalla" w:hAnsi="Sakkal Majalla" w:cs="Sakkal Majalla"/>
+          <w:sz w:val="28"/>
+          <w:szCs w:val="28"/>
+        </w:rPr>
+      </w:pPr>
+      <w:r>
+        <w:rPr>
+          <w:rFonts w:ascii="Sakkal Majalla" w:hAnsi="Sakkal Majalla" w:cs="Sakkal Majalla"/>
+          <w:sz w:val="28"/>
+          <w:szCs w:val="28"/>
+        </w:rPr>
+        <w:t>*************************************************************</w:t>
+      </w:r>
+    </w:p>
+    <w:p>
+      <w:pPr>
+        <w:rPr>
+          <w:rFonts w:ascii="Sakkal Majalla" w:hAnsi="Sakkal Majalla" w:cs="Sakkal Majalla"/>
+          <w:b/>
+          <w:bCs/>
+          <w:color w:val="002060"/>
+          <w:sz w:val="28"/>
+          <w:szCs w:val="28"/>
+        </w:rPr>
+      </w:pPr>
+    </w:p>
+    <w:p>
+      <w:pPr>
+        <w:rPr>
+          <w:rFonts w:ascii="Sakkal Majalla" w:hAnsi="Sakkal Majalla" w:cs="Sakkal Majalla"/>
+          <w:b/>
+          <w:bCs/>
+          <w:color w:val="002060"/>
+          <w:sz w:val="28"/>
+          <w:szCs w:val="28"/>
+        </w:rPr>
+      </w:pPr>
+    </w:p>
+    <w:p>
+      <w:pPr>
+        <w:rPr>
+          <w:rFonts w:ascii="Sakkal Majalla" w:hAnsi="Sakkal Majalla" w:cs="Sakkal Majalla"/>
+          <w:sz w:val="28"/>
+          <w:szCs w:val="28"/>
+        </w:rPr>
+      </w:pPr>
+      <w:r>
+        <w:rPr>
+          <w:rFonts w:ascii="Sakkal Majalla" w:hAnsi="Sakkal Majalla" w:cs="Sakkal Majalla"/>
+          <w:b/>
+          <w:bCs/>
+          <w:color w:val="002060"/>
+          <w:sz w:val="28"/>
+          <w:szCs w:val="28"/>
+        </w:rPr>
+        <w:lastRenderedPageBreak/>
+        <w:t>Note</w:t>
+      </w:r>
+      <w:r>
+        <w:rPr>
+          <w:rFonts w:ascii="Sakkal Majalla" w:hAnsi="Sakkal Majalla" w:cs="Sakkal Majalla"/>
+          <w:color w:val="002060"/>
           <w:sz w:val="28"/>
           <w:szCs w:val="28"/>
         </w:rPr>
@@ -367,7 +447,102 @@
           <w:sz w:val="28"/>
           <w:szCs w:val="28"/>
         </w:rPr>
-        <w:t>shared/tls/</w:t>
+        <w:t>(</w:t>
+      </w:r>
+      <w:r>
+        <w:rPr>
+          <w:rFonts w:ascii="Sakkal Majalla" w:hAnsi="Sakkal Majalla" w:cs="Sakkal Majalla"/>
+          <w:b/>
+          <w:bCs/>
+          <w:color w:val="3A7C22" w:themeColor="accent6" w:themeShade="BF"/>
+          <w:sz w:val="28"/>
+          <w:szCs w:val="28"/>
+        </w:rPr>
+        <w:t>to remember</w:t>
+      </w:r>
+      <w:r>
+        <w:rPr>
+          <w:rFonts w:ascii="Sakkal Majalla" w:hAnsi="Sakkal Majalla" w:cs="Sakkal Majalla"/>
+          <w:sz w:val="28"/>
+          <w:szCs w:val="28"/>
+        </w:rPr>
+        <w:t>): When building the</w:t>
+      </w:r>
+      <w:r>
+        <w:rPr>
+          <w:rFonts w:ascii="Sakkal Majalla" w:hAnsi="Sakkal Majalla" w:cs="Sakkal Majalla"/>
+          <w:sz w:val="28"/>
+          <w:szCs w:val="28"/>
+        </w:rPr>
+        <w:t xml:space="preserve"> </w:t>
+      </w:r>
+      <w:r>
+        <w:rPr>
+          <w:rFonts w:ascii="Sakkal Majalla" w:hAnsi="Sakkal Majalla" w:cs="Sakkal Majalla"/>
+          <w:sz w:val="28"/>
+          <w:szCs w:val="28"/>
+        </w:rPr>
+        <w:t xml:space="preserve">microservices using </w:t>
+      </w:r>
+      <w:r>
+        <w:rPr>
+          <w:rFonts w:ascii="Sakkal Majalla" w:hAnsi="Sakkal Majalla" w:cs="Sakkal Majalla"/>
+          <w:sz w:val="28"/>
+          <w:szCs w:val="28"/>
+        </w:rPr>
+        <w:t>D</w:t>
+      </w:r>
+      <w:r>
+        <w:rPr>
+          <w:rFonts w:ascii="Sakkal Majalla" w:hAnsi="Sakkal Majalla" w:cs="Sakkal Majalla"/>
+          <w:sz w:val="28"/>
+          <w:szCs w:val="28"/>
+        </w:rPr>
+        <w:t xml:space="preserve">ocker </w:t>
+      </w:r>
+      <w:r>
+        <w:rPr>
+          <w:rFonts w:ascii="Sakkal Majalla" w:hAnsi="Sakkal Majalla" w:cs="Sakkal Majalla"/>
+          <w:sz w:val="28"/>
+          <w:szCs w:val="28"/>
+        </w:rPr>
+        <w:t>C</w:t>
+      </w:r>
+      <w:r>
+        <w:rPr>
+          <w:rFonts w:ascii="Sakkal Majalla" w:hAnsi="Sakkal Majalla" w:cs="Sakkal Majalla"/>
+          <w:sz w:val="28"/>
+          <w:szCs w:val="28"/>
+        </w:rPr>
+        <w:t>ompose</w:t>
+      </w:r>
+      <w:r>
+        <w:rPr>
+          <w:rFonts w:ascii="Sakkal Majalla" w:hAnsi="Sakkal Majalla" w:cs="Sakkal Majalla"/>
+          <w:sz w:val="28"/>
+          <w:szCs w:val="28"/>
+        </w:rPr>
+        <w:t>, build the images without caching to reflect all changes to the destination images.</w:t>
+      </w:r>
+    </w:p>
+    <w:p>
+      <w:pPr>
+        <w:rPr>
+          <w:rFonts w:ascii="Sakkal Majalla" w:hAnsi="Sakkal Majalla" w:cs="Sakkal Majalla"/>
+          <w:b/>
+          <w:bCs/>
+          <w:color w:val="C00000"/>
+          <w:sz w:val="28"/>
+          <w:szCs w:val="28"/>
+        </w:rPr>
+      </w:pPr>
+      <w:r>
+        <w:rPr>
+          <w:rFonts w:ascii="Sakkal Majalla" w:hAnsi="Sakkal Majalla" w:cs="Sakkal Majalla"/>
+          <w:sz w:val="28"/>
+          <w:szCs w:val="28"/>
+        </w:rPr>
+        <w:t xml:space="preserve">Ex: </w:t>
       </w:r>
       <w:r>
         <w:rPr>
@@ -378,7 +553,40 @@
           <w:sz w:val="28"/>
           <w:szCs w:val="28"/>
         </w:rPr>
-        <w:t>basic-certificate.cert</w:t>
+        <w:t xml:space="preserve">docker-compose </w:t>
+      </w:r>
+      <w:r>
+        <w:rPr>
+          <w:rFonts w:ascii="Sakkal Majalla" w:hAnsi="Sakkal Majalla" w:cs="Sakkal Majalla"/>
+          <w:b/>
+          <w:bCs/>
+          <w:color w:val="C00000"/>
+          <w:sz w:val="28"/>
+          <w:szCs w:val="28"/>
+        </w:rPr>
+        <w:t xml:space="preserve">build </w:t>
+      </w:r>
+      <w:r>
+        <w:rPr>
+          <w:rFonts w:ascii="Sakkal Majalla" w:hAnsi="Sakkal Majalla" w:cs="Sakkal Majalla"/>
+          <w:b/>
+          <w:bCs/>
+          <w:color w:val="3A7C22" w:themeColor="accent6" w:themeShade="BF"/>
+          <w:sz w:val="28"/>
+          <w:szCs w:val="28"/>
+        </w:rPr>
+        <w:t xml:space="preserve">--no-cache </w:t>
+      </w:r>
+      <w:r>
+        <w:rPr>
+          <w:rFonts w:ascii="Sakkal Majalla" w:hAnsi="Sakkal Majalla" w:cs="Sakkal Majalla"/>
+          <w:b/>
+          <w:bCs/>
+          <w:color w:val="C00000"/>
+          <w:sz w:val="28"/>
+          <w:szCs w:val="28"/>
+        </w:rPr>
+        <w:t>user-service</w:t>
       </w:r>
     </w:p>
     <w:p>
@@ -818,6 +1026,7 @@
   <w:style w:type="paragraph" w:default="1" w:styleId="Normal">
     <w:name w:val="Normal"/>
     <w:qFormat/>
+    <w:rsid w:val="00EC127D"/>
   </w:style>
   <w:style w:type="paragraph" w:styleId="Heading1">
     <w:name w:val="heading 1"/>
